--- a/methodology_of_scientific_research/practics/2/2 Практика.docx
+++ b/methodology_of_scientific_research/practics/2/2 Практика.docx
@@ -1,6 +1,6 @@
 
 <file path=word/document.xml><?xml version="1.0" encoding="utf-8"?>
-<w:document xmlns:wpc="http://schemas.microsoft.com/office/word/2010/wordprocessingCanvas" xmlns:cx="http://schemas.microsoft.com/office/drawing/2014/chartex" xmlns:mc="http://schemas.openxmlformats.org/markup-compatibility/2006" xmlns:o="urn:schemas-microsoft-com:office:office" xmlns:r="http://schemas.openxmlformats.org/officeDocument/2006/relationships" xmlns:m="http://schemas.openxmlformats.org/officeDocument/2006/math" xmlns:v="urn:schemas-microsoft-com:vml" xmlns:wp14="http://schemas.microsoft.com/office/word/2010/wordprocessingDrawing" xmlns:wp="http://schemas.openxmlformats.org/drawingml/2006/wordprocessingDrawing" xmlns:w10="urn:schemas-microsoft-com:office:word" xmlns:w="http://schemas.openxmlformats.org/wordprocessingml/2006/main" xmlns:w14="http://schemas.microsoft.com/office/word/2010/wordml" xmlns:w15="http://schemas.microsoft.com/office/word/2012/wordml" xmlns:w16se="http://schemas.microsoft.com/office/word/2015/wordml/symex" xmlns:wpg="http://schemas.microsoft.com/office/word/2010/wordprocessingGroup" xmlns:wpi="http://schemas.microsoft.com/office/word/2010/wordprocessingInk" xmlns:wne="http://schemas.microsoft.com/office/word/2006/wordml" xmlns:wps="http://schemas.microsoft.com/office/word/2010/wordprocessingShape" mc:Ignorable="w14 w15 w16se wp14">
+<w:document xmlns:wpc="http://schemas.microsoft.com/office/word/2010/wordprocessingCanvas" xmlns:cx="http://schemas.microsoft.com/office/drawing/2014/chartex" xmlns:cx1="http://schemas.microsoft.com/office/drawing/2015/9/8/chartex" xmlns:cx2="http://schemas.microsoft.com/office/drawing/2015/10/21/chartex" xmlns:cx3="http://schemas.microsoft.com/office/drawing/2016/5/9/chartex" xmlns:cx4="http://schemas.microsoft.com/office/drawing/2016/5/10/chartex" xmlns:cx5="http://schemas.microsoft.com/office/drawing/2016/5/11/chartex" xmlns:cx6="http://schemas.microsoft.com/office/drawing/2016/5/12/chartex" xmlns:cx7="http://schemas.microsoft.com/office/drawing/2016/5/13/chartex" xmlns:cx8="http://schemas.microsoft.com/office/drawing/2016/5/14/chartex" xmlns:mc="http://schemas.openxmlformats.org/markup-compatibility/2006" xmlns:aink="http://schemas.microsoft.com/office/drawing/2016/ink" xmlns:am3d="http://schemas.microsoft.com/office/drawing/2017/model3d" xmlns:o="urn:schemas-microsoft-com:office:office" xmlns:oel="http://schemas.microsoft.com/office/2019/extlst" xmlns:r="http://schemas.openxmlformats.org/officeDocument/2006/relationships" xmlns:m="http://schemas.openxmlformats.org/officeDocument/2006/math" xmlns:v="urn:schemas-microsoft-com:vml" xmlns:wp14="http://schemas.microsoft.com/office/word/2010/wordprocessingDrawing" xmlns:wp="http://schemas.openxmlformats.org/drawingml/2006/wordprocessingDrawing" xmlns:w10="urn:schemas-microsoft-com:office:word" xmlns:w="http://schemas.openxmlformats.org/wordprocessingml/2006/main" xmlns:w14="http://schemas.microsoft.com/office/word/2010/wordml" xmlns:w15="http://schemas.microsoft.com/office/word/2012/wordml" xmlns:w16cex="http://schemas.microsoft.com/office/word/2018/wordml/cex" xmlns:w16cid="http://schemas.microsoft.com/office/word/2016/wordml/cid" xmlns:w16="http://schemas.microsoft.com/office/word/2018/wordml" xmlns:w16du="http://schemas.microsoft.com/office/word/2023/wordml/word16du" xmlns:w16sdtdh="http://schemas.microsoft.com/office/word/2020/wordml/sdtdatahash" xmlns:w16sdtfl="http://schemas.microsoft.com/office/word/2024/wordml/sdtformatlock" xmlns:w16se="http://schemas.microsoft.com/office/word/2015/wordml/symex" xmlns:wpg="http://schemas.microsoft.com/office/word/2010/wordprocessingGroup" xmlns:wpi="http://schemas.microsoft.com/office/word/2010/wordprocessingInk" xmlns:wne="http://schemas.microsoft.com/office/word/2006/wordml" xmlns:wps="http://schemas.microsoft.com/office/word/2010/wordprocessingShape" mc:Ignorable="w14 w15 w16se w16cid w16 w16cex w16sdtdh w16sdtfl w16du wp14">
   <w:body>
     <w:p>
       <w:pPr>
@@ -69,8 +69,6 @@
         </w:rPr>
         <w:t>2</w:t>
       </w:r>
-      <w:bookmarkStart w:id="0" w:name="_GoBack"/>
-      <w:bookmarkEnd w:id="0"/>
     </w:p>
     <w:p>
       <w:pPr>
@@ -496,25 +494,7 @@
           <w:sz w:val="28"/>
           <w:szCs w:val="28"/>
         </w:rPr>
-        <w:t xml:space="preserve">Найдите научную статью по теме Вашего исследования в базах </w:t>
-      </w:r>
-      <w:proofErr w:type="spellStart"/>
-      <w:r>
-        <w:rPr>
-          <w:rFonts w:ascii="Times New Roman" w:hAnsi="Times New Roman" w:cs="Times New Roman"/>
-          <w:sz w:val="28"/>
-          <w:szCs w:val="28"/>
-        </w:rPr>
-        <w:t>Scopus</w:t>
-      </w:r>
-      <w:proofErr w:type="spellEnd"/>
-      <w:r>
-        <w:rPr>
-          <w:rFonts w:ascii="Times New Roman" w:hAnsi="Times New Roman" w:cs="Times New Roman"/>
-          <w:sz w:val="28"/>
-          <w:szCs w:val="28"/>
-        </w:rPr>
-        <w:t>,</w:t>
+        <w:t>Найдите научную статью по теме Вашего исследования в базах Scopus,</w:t>
       </w:r>
       <w:r>
         <w:rPr>
@@ -524,16 +504,14 @@
         </w:rPr>
         <w:t xml:space="preserve"> </w:t>
       </w:r>
-      <w:proofErr w:type="spellStart"/>
-      <w:r>
-        <w:rPr>
-          <w:rFonts w:ascii="Times New Roman" w:hAnsi="Times New Roman" w:cs="Times New Roman"/>
-          <w:sz w:val="28"/>
-          <w:szCs w:val="28"/>
-        </w:rPr>
-        <w:t>Web</w:t>
-      </w:r>
-      <w:proofErr w:type="spellEnd"/>
+      <w:r>
+        <w:rPr>
+          <w:rFonts w:ascii="Times New Roman" w:hAnsi="Times New Roman" w:cs="Times New Roman"/>
+          <w:sz w:val="28"/>
+          <w:szCs w:val="28"/>
+        </w:rPr>
+        <w:t>Web of Science, elibrary, проанализируйте методы, которые использовал автор</w:t>
+      </w:r>
       <w:r>
         <w:rPr>
           <w:rFonts w:ascii="Times New Roman" w:hAnsi="Times New Roman" w:cs="Times New Roman"/>
@@ -542,16 +520,14 @@
         </w:rPr>
         <w:t xml:space="preserve"> </w:t>
       </w:r>
-      <w:proofErr w:type="spellStart"/>
-      <w:r>
-        <w:rPr>
-          <w:rFonts w:ascii="Times New Roman" w:hAnsi="Times New Roman" w:cs="Times New Roman"/>
-          <w:sz w:val="28"/>
-          <w:szCs w:val="28"/>
-        </w:rPr>
-        <w:t>of</w:t>
-      </w:r>
-      <w:proofErr w:type="spellEnd"/>
+      <w:r>
+        <w:rPr>
+          <w:rFonts w:ascii="Times New Roman" w:hAnsi="Times New Roman" w:cs="Times New Roman"/>
+          <w:sz w:val="28"/>
+          <w:szCs w:val="28"/>
+        </w:rPr>
+        <w:t>статьи для ее подготовки. Напишите, каким образом используются данные методы</w:t>
+      </w:r>
       <w:r>
         <w:rPr>
           <w:rFonts w:ascii="Times New Roman" w:hAnsi="Times New Roman" w:cs="Times New Roman"/>
@@ -560,45 +536,280 @@
         </w:rPr>
         <w:t xml:space="preserve"> </w:t>
       </w:r>
-      <w:proofErr w:type="spellStart"/>
-      <w:r>
-        <w:rPr>
-          <w:rFonts w:ascii="Times New Roman" w:hAnsi="Times New Roman" w:cs="Times New Roman"/>
-          <w:sz w:val="28"/>
-          <w:szCs w:val="28"/>
-        </w:rPr>
-        <w:t>Science</w:t>
-      </w:r>
-      <w:proofErr w:type="spellEnd"/>
-      <w:r>
-        <w:rPr>
-          <w:rFonts w:ascii="Times New Roman" w:hAnsi="Times New Roman" w:cs="Times New Roman"/>
-          <w:sz w:val="28"/>
-          <w:szCs w:val="28"/>
-        </w:rPr>
-        <w:t xml:space="preserve">, </w:t>
-      </w:r>
-      <w:proofErr w:type="spellStart"/>
-      <w:r>
-        <w:rPr>
-          <w:rFonts w:ascii="Times New Roman" w:hAnsi="Times New Roman" w:cs="Times New Roman"/>
-          <w:sz w:val="28"/>
-          <w:szCs w:val="28"/>
-        </w:rPr>
-        <w:t>elibrary</w:t>
-      </w:r>
-      <w:proofErr w:type="spellEnd"/>
-      <w:r>
-        <w:rPr>
-          <w:rFonts w:ascii="Times New Roman" w:hAnsi="Times New Roman" w:cs="Times New Roman"/>
-          <w:sz w:val="28"/>
-          <w:szCs w:val="28"/>
-        </w:rPr>
-        <w:t>, проанализируйте методы, которые использовал автор</w:t>
-      </w:r>
-      <w:r>
-        <w:rPr>
-          <w:rFonts w:ascii="Times New Roman" w:hAnsi="Times New Roman" w:cs="Times New Roman"/>
+      <w:r>
+        <w:rPr>
+          <w:rFonts w:ascii="Times New Roman" w:hAnsi="Times New Roman" w:cs="Times New Roman"/>
+          <w:sz w:val="28"/>
+          <w:szCs w:val="28"/>
+        </w:rPr>
+        <w:t>для написания научной статьи.</w:t>
+      </w:r>
+    </w:p>
+    <w:p>
+      <w:pPr>
+        <w:spacing w:after="0"/>
+        <w:jc w:val="both"/>
+        <w:rPr>
+          <w:rFonts w:ascii="Times New Roman" w:hAnsi="Times New Roman" w:cs="Times New Roman"/>
+          <w:sz w:val="28"/>
+          <w:szCs w:val="28"/>
+        </w:rPr>
+      </w:pPr>
+    </w:p>
+    <w:p>
+      <w:pPr>
+        <w:spacing w:after="0"/>
+        <w:jc w:val="both"/>
+        <w:rPr>
+          <w:rFonts w:ascii="Times New Roman" w:hAnsi="Times New Roman" w:cs="Times New Roman"/>
+          <w:sz w:val="28"/>
+          <w:szCs w:val="28"/>
+        </w:rPr>
+      </w:pPr>
+    </w:p>
+    <w:p>
+      <w:pPr>
+        <w:spacing w:after="0"/>
+        <w:jc w:val="both"/>
+        <w:rPr>
+          <w:rFonts w:ascii="Times New Roman" w:hAnsi="Times New Roman" w:cs="Times New Roman"/>
+          <w:sz w:val="28"/>
+          <w:szCs w:val="28"/>
+        </w:rPr>
+      </w:pPr>
+    </w:p>
+    <w:p>
+      <w:pPr>
+        <w:spacing w:after="0"/>
+        <w:jc w:val="both"/>
+        <w:rPr>
+          <w:rFonts w:ascii="Times New Roman" w:hAnsi="Times New Roman" w:cs="Times New Roman"/>
+          <w:b/>
+          <w:sz w:val="28"/>
+          <w:szCs w:val="28"/>
+        </w:rPr>
+      </w:pPr>
+      <w:r>
+        <w:rPr>
+          <w:rFonts w:ascii="Times New Roman" w:hAnsi="Times New Roman" w:cs="Times New Roman"/>
+          <w:b/>
+          <w:sz w:val="28"/>
+          <w:szCs w:val="28"/>
+        </w:rPr>
+        <w:lastRenderedPageBreak/>
+        <w:t xml:space="preserve">Задание к практическому занятию № </w:t>
+      </w:r>
+      <w:r>
+        <w:rPr>
+          <w:rFonts w:ascii="Times New Roman" w:hAnsi="Times New Roman" w:cs="Times New Roman"/>
+          <w:b/>
+          <w:sz w:val="28"/>
+          <w:szCs w:val="28"/>
+        </w:rPr>
+        <w:t>3</w:t>
+      </w:r>
+    </w:p>
+    <w:p>
+      <w:pPr>
+        <w:spacing w:after="0"/>
+        <w:jc w:val="both"/>
+        <w:rPr>
+          <w:rFonts w:ascii="Times New Roman" w:hAnsi="Times New Roman" w:cs="Times New Roman"/>
+          <w:b/>
+          <w:sz w:val="28"/>
+          <w:szCs w:val="28"/>
+        </w:rPr>
+      </w:pPr>
+      <w:r>
+        <w:rPr>
+          <w:rFonts w:ascii="Times New Roman" w:hAnsi="Times New Roman" w:cs="Times New Roman"/>
+          <w:b/>
+          <w:sz w:val="28"/>
+          <w:szCs w:val="28"/>
+        </w:rPr>
+        <w:t>Тема практического занятия: «Оформление результатов научного исследования»</w:t>
+      </w:r>
+    </w:p>
+    <w:p>
+      <w:pPr>
+        <w:spacing w:after="0"/>
+        <w:jc w:val="both"/>
+        <w:rPr>
+          <w:rFonts w:ascii="Times New Roman" w:hAnsi="Times New Roman" w:cs="Times New Roman"/>
+          <w:b/>
+          <w:sz w:val="28"/>
+          <w:szCs w:val="28"/>
+        </w:rPr>
+      </w:pPr>
+      <w:r>
+        <w:rPr>
+          <w:rFonts w:ascii="Times New Roman" w:hAnsi="Times New Roman" w:cs="Times New Roman"/>
+          <w:b/>
+          <w:sz w:val="28"/>
+          <w:szCs w:val="28"/>
+        </w:rPr>
+        <w:t>Теоретическая часть:</w:t>
+      </w:r>
+    </w:p>
+    <w:p>
+      <w:pPr>
+        <w:spacing w:after="0"/>
+        <w:jc w:val="both"/>
+        <w:rPr>
+          <w:rFonts w:ascii="Times New Roman" w:hAnsi="Times New Roman" w:cs="Times New Roman"/>
+          <w:b/>
+          <w:sz w:val="28"/>
+          <w:szCs w:val="28"/>
+        </w:rPr>
+      </w:pPr>
+      <w:r>
+        <w:rPr>
+          <w:rFonts w:ascii="Times New Roman" w:hAnsi="Times New Roman" w:cs="Times New Roman"/>
+          <w:b/>
+          <w:sz w:val="28"/>
+          <w:szCs w:val="28"/>
+        </w:rPr>
+        <w:t>Задание 1. Кратко ответьте на следующие вопросы:</w:t>
+      </w:r>
+    </w:p>
+    <w:p>
+      <w:pPr>
+        <w:spacing w:after="0"/>
+        <w:jc w:val="both"/>
+        <w:rPr>
+          <w:rFonts w:ascii="Times New Roman" w:hAnsi="Times New Roman" w:cs="Times New Roman"/>
+          <w:sz w:val="28"/>
+          <w:szCs w:val="28"/>
+        </w:rPr>
+      </w:pPr>
+      <w:r>
+        <w:rPr>
+          <w:rFonts w:ascii="Times New Roman" w:hAnsi="Times New Roman" w:cs="Times New Roman"/>
+          <w:sz w:val="28"/>
+          <w:szCs w:val="28"/>
+        </w:rPr>
+        <w:t>1. Методологический аппарат научного исследования. Понятийный аппарат</w:t>
+      </w:r>
+    </w:p>
+    <w:p>
+      <w:pPr>
+        <w:spacing w:after="0"/>
+        <w:jc w:val="both"/>
+        <w:rPr>
+          <w:rFonts w:ascii="Times New Roman" w:hAnsi="Times New Roman" w:cs="Times New Roman"/>
+          <w:sz w:val="28"/>
+          <w:szCs w:val="28"/>
+        </w:rPr>
+      </w:pPr>
+      <w:r>
+        <w:rPr>
+          <w:rFonts w:ascii="Times New Roman" w:hAnsi="Times New Roman" w:cs="Times New Roman"/>
+          <w:sz w:val="28"/>
+          <w:szCs w:val="28"/>
+        </w:rPr>
+        <w:t>исследования. Оформления результатов научного исследования (доклады,</w:t>
+      </w:r>
+    </w:p>
+    <w:p>
+      <w:pPr>
+        <w:spacing w:after="0"/>
+        <w:jc w:val="both"/>
+        <w:rPr>
+          <w:rFonts w:ascii="Times New Roman" w:hAnsi="Times New Roman" w:cs="Times New Roman"/>
+          <w:sz w:val="28"/>
+          <w:szCs w:val="28"/>
+        </w:rPr>
+      </w:pPr>
+      <w:r>
+        <w:rPr>
+          <w:rFonts w:ascii="Times New Roman" w:hAnsi="Times New Roman" w:cs="Times New Roman"/>
+          <w:sz w:val="28"/>
+          <w:szCs w:val="28"/>
+        </w:rPr>
+        <w:t>рефераты, статьи и т.п.).</w:t>
+      </w:r>
+    </w:p>
+    <w:p>
+      <w:pPr>
+        <w:spacing w:after="0"/>
+        <w:jc w:val="both"/>
+        <w:rPr>
+          <w:rFonts w:ascii="Times New Roman" w:hAnsi="Times New Roman" w:cs="Times New Roman"/>
+          <w:sz w:val="28"/>
+          <w:szCs w:val="28"/>
+        </w:rPr>
+      </w:pPr>
+      <w:r>
+        <w:rPr>
+          <w:rFonts w:ascii="Times New Roman" w:hAnsi="Times New Roman" w:cs="Times New Roman"/>
+          <w:sz w:val="28"/>
+          <w:szCs w:val="28"/>
+        </w:rPr>
+        <w:t>2. Написание научной статьи: формулирование темы, замысла и названия научной</w:t>
+      </w:r>
+    </w:p>
+    <w:p>
+      <w:pPr>
+        <w:spacing w:after="0"/>
+        <w:jc w:val="both"/>
+        <w:rPr>
+          <w:rFonts w:ascii="Times New Roman" w:hAnsi="Times New Roman" w:cs="Times New Roman"/>
+          <w:sz w:val="28"/>
+          <w:szCs w:val="28"/>
+        </w:rPr>
+      </w:pPr>
+      <w:r>
+        <w:rPr>
+          <w:rFonts w:ascii="Times New Roman" w:hAnsi="Times New Roman" w:cs="Times New Roman"/>
+          <w:sz w:val="28"/>
+          <w:szCs w:val="28"/>
+        </w:rPr>
+        <w:t>статьи. Аннотация к научной статье.</w:t>
+      </w:r>
+    </w:p>
+    <w:p>
+      <w:pPr>
+        <w:spacing w:after="0"/>
+        <w:jc w:val="both"/>
+        <w:rPr>
+          <w:rFonts w:ascii="Times New Roman" w:hAnsi="Times New Roman" w:cs="Times New Roman"/>
+          <w:sz w:val="28"/>
+          <w:szCs w:val="28"/>
+        </w:rPr>
+      </w:pPr>
+      <w:r>
+        <w:rPr>
+          <w:rFonts w:ascii="Times New Roman" w:hAnsi="Times New Roman" w:cs="Times New Roman"/>
+          <w:sz w:val="28"/>
+          <w:szCs w:val="28"/>
+        </w:rPr>
+        <w:t>3. Композиция научной статьи.</w:t>
+      </w:r>
+    </w:p>
+    <w:p>
+      <w:pPr>
+        <w:spacing w:after="0"/>
+        <w:jc w:val="both"/>
+        <w:rPr>
+          <w:rFonts w:ascii="Times New Roman" w:hAnsi="Times New Roman" w:cs="Times New Roman"/>
+          <w:b/>
+          <w:sz w:val="28"/>
+          <w:szCs w:val="28"/>
+        </w:rPr>
+      </w:pPr>
+      <w:r>
+        <w:rPr>
+          <w:rFonts w:ascii="Times New Roman" w:hAnsi="Times New Roman" w:cs="Times New Roman"/>
+          <w:b/>
+          <w:sz w:val="28"/>
+          <w:szCs w:val="28"/>
+        </w:rPr>
+        <w:t>Задание 2. Напишите аннотацию к выбранной Вами научной</w:t>
+      </w:r>
+      <w:r>
+        <w:rPr>
+          <w:rFonts w:ascii="Times New Roman" w:hAnsi="Times New Roman" w:cs="Times New Roman"/>
+          <w:b/>
           <w:sz w:val="28"/>
           <w:szCs w:val="28"/>
         </w:rPr>
@@ -607,10 +818,49 @@
       <w:r>
         <w:rPr>
           <w:rFonts w:ascii="Times New Roman" w:hAnsi="Times New Roman" w:cs="Times New Roman"/>
-          <w:sz w:val="28"/>
-          <w:szCs w:val="28"/>
-        </w:rPr>
-        <w:t>статьи для ее подготовки. Напишите, каким образом используются данные методы</w:t>
+          <w:b/>
+          <w:sz w:val="28"/>
+          <w:szCs w:val="28"/>
+        </w:rPr>
+        <w:t xml:space="preserve">статье. </w:t>
+      </w:r>
+    </w:p>
+    <w:p>
+      <w:pPr>
+        <w:spacing w:after="0"/>
+        <w:jc w:val="both"/>
+        <w:rPr>
+          <w:rFonts w:ascii="Times New Roman" w:hAnsi="Times New Roman" w:cs="Times New Roman"/>
+          <w:sz w:val="28"/>
+          <w:szCs w:val="28"/>
+        </w:rPr>
+      </w:pPr>
+      <w:r>
+        <w:rPr>
+          <w:rFonts w:ascii="Times New Roman" w:hAnsi="Times New Roman" w:cs="Times New Roman"/>
+          <w:sz w:val="28"/>
+          <w:szCs w:val="28"/>
+        </w:rPr>
+        <w:t>Для составления текста аннотации используйте фразы, приведенные ниже.</w:t>
+      </w:r>
+    </w:p>
+    <w:p>
+      <w:pPr>
+        <w:spacing w:after="0"/>
+        <w:jc w:val="both"/>
+        <w:rPr>
+          <w:rFonts w:ascii="Times New Roman" w:hAnsi="Times New Roman" w:cs="Times New Roman"/>
+          <w:sz w:val="28"/>
+          <w:szCs w:val="28"/>
+        </w:rPr>
+      </w:pPr>
+      <w:r>
+        <w:rPr>
+          <w:rFonts w:ascii="Times New Roman" w:hAnsi="Times New Roman" w:cs="Times New Roman"/>
+          <w:sz w:val="28"/>
+          <w:szCs w:val="28"/>
+        </w:rPr>
+        <w:t>Аннотация - краткое изложение смысла текста статьи. Основной функцией</w:t>
       </w:r>
       <w:r>
         <w:rPr>
@@ -626,265 +876,11 @@
           <w:sz w:val="28"/>
           <w:szCs w:val="28"/>
         </w:rPr>
-        <w:t>для написания научной статьи.</w:t>
-      </w:r>
-    </w:p>
-    <w:p>
-      <w:pPr>
-        <w:spacing w:after="0"/>
-        <w:jc w:val="both"/>
-        <w:rPr>
-          <w:rFonts w:ascii="Times New Roman" w:hAnsi="Times New Roman" w:cs="Times New Roman"/>
-          <w:sz w:val="28"/>
-          <w:szCs w:val="28"/>
-        </w:rPr>
-      </w:pPr>
-    </w:p>
-    <w:p>
-      <w:pPr>
-        <w:spacing w:after="0"/>
-        <w:jc w:val="both"/>
-        <w:rPr>
-          <w:rFonts w:ascii="Times New Roman" w:hAnsi="Times New Roman" w:cs="Times New Roman"/>
-          <w:sz w:val="28"/>
-          <w:szCs w:val="28"/>
-        </w:rPr>
-      </w:pPr>
-    </w:p>
-    <w:p>
-      <w:pPr>
-        <w:spacing w:after="0"/>
-        <w:jc w:val="both"/>
-        <w:rPr>
-          <w:rFonts w:ascii="Times New Roman" w:hAnsi="Times New Roman" w:cs="Times New Roman"/>
-          <w:sz w:val="28"/>
-          <w:szCs w:val="28"/>
-        </w:rPr>
-      </w:pPr>
-    </w:p>
-    <w:p>
-      <w:pPr>
-        <w:spacing w:after="0"/>
-        <w:jc w:val="both"/>
-        <w:rPr>
-          <w:rFonts w:ascii="Times New Roman" w:hAnsi="Times New Roman" w:cs="Times New Roman"/>
-          <w:b/>
-          <w:sz w:val="28"/>
-          <w:szCs w:val="28"/>
-        </w:rPr>
-      </w:pPr>
-      <w:r>
-        <w:rPr>
-          <w:rFonts w:ascii="Times New Roman" w:hAnsi="Times New Roman" w:cs="Times New Roman"/>
-          <w:b/>
-          <w:sz w:val="28"/>
-          <w:szCs w:val="28"/>
-        </w:rPr>
-        <w:lastRenderedPageBreak/>
-        <w:t>Задание к практическому занятию № 2</w:t>
-      </w:r>
-    </w:p>
-    <w:p>
-      <w:pPr>
-        <w:spacing w:after="0"/>
-        <w:jc w:val="both"/>
-        <w:rPr>
-          <w:rFonts w:ascii="Times New Roman" w:hAnsi="Times New Roman" w:cs="Times New Roman"/>
-          <w:b/>
-          <w:sz w:val="28"/>
-          <w:szCs w:val="28"/>
-        </w:rPr>
-      </w:pPr>
-      <w:r>
-        <w:rPr>
-          <w:rFonts w:ascii="Times New Roman" w:hAnsi="Times New Roman" w:cs="Times New Roman"/>
-          <w:b/>
-          <w:sz w:val="28"/>
-          <w:szCs w:val="28"/>
-        </w:rPr>
-        <w:t>Тема практического занятия: «Оформление результатов научного исследования»</w:t>
-      </w:r>
-    </w:p>
-    <w:p>
-      <w:pPr>
-        <w:spacing w:after="0"/>
-        <w:jc w:val="both"/>
-        <w:rPr>
-          <w:rFonts w:ascii="Times New Roman" w:hAnsi="Times New Roman" w:cs="Times New Roman"/>
-          <w:b/>
-          <w:sz w:val="28"/>
-          <w:szCs w:val="28"/>
-        </w:rPr>
-      </w:pPr>
-      <w:r>
-        <w:rPr>
-          <w:rFonts w:ascii="Times New Roman" w:hAnsi="Times New Roman" w:cs="Times New Roman"/>
-          <w:b/>
-          <w:sz w:val="28"/>
-          <w:szCs w:val="28"/>
-        </w:rPr>
-        <w:t>Теоретическая часть:</w:t>
-      </w:r>
-    </w:p>
-    <w:p>
-      <w:pPr>
-        <w:spacing w:after="0"/>
-        <w:jc w:val="both"/>
-        <w:rPr>
-          <w:rFonts w:ascii="Times New Roman" w:hAnsi="Times New Roman" w:cs="Times New Roman"/>
-          <w:b/>
-          <w:sz w:val="28"/>
-          <w:szCs w:val="28"/>
-        </w:rPr>
-      </w:pPr>
-      <w:r>
-        <w:rPr>
-          <w:rFonts w:ascii="Times New Roman" w:hAnsi="Times New Roman" w:cs="Times New Roman"/>
-          <w:b/>
-          <w:sz w:val="28"/>
-          <w:szCs w:val="28"/>
-        </w:rPr>
-        <w:t>Задание 1. Кратко ответьте на следующие вопросы:</w:t>
-      </w:r>
-    </w:p>
-    <w:p>
-      <w:pPr>
-        <w:spacing w:after="0"/>
-        <w:jc w:val="both"/>
-        <w:rPr>
-          <w:rFonts w:ascii="Times New Roman" w:hAnsi="Times New Roman" w:cs="Times New Roman"/>
-          <w:sz w:val="28"/>
-          <w:szCs w:val="28"/>
-        </w:rPr>
-      </w:pPr>
-      <w:r>
-        <w:rPr>
-          <w:rFonts w:ascii="Times New Roman" w:hAnsi="Times New Roman" w:cs="Times New Roman"/>
-          <w:sz w:val="28"/>
-          <w:szCs w:val="28"/>
-        </w:rPr>
-        <w:t>1. Методологический аппарат научного исследования. Понятийный аппарат</w:t>
-      </w:r>
-    </w:p>
-    <w:p>
-      <w:pPr>
-        <w:spacing w:after="0"/>
-        <w:jc w:val="both"/>
-        <w:rPr>
-          <w:rFonts w:ascii="Times New Roman" w:hAnsi="Times New Roman" w:cs="Times New Roman"/>
-          <w:sz w:val="28"/>
-          <w:szCs w:val="28"/>
-        </w:rPr>
-      </w:pPr>
-      <w:r>
-        <w:rPr>
-          <w:rFonts w:ascii="Times New Roman" w:hAnsi="Times New Roman" w:cs="Times New Roman"/>
-          <w:sz w:val="28"/>
-          <w:szCs w:val="28"/>
-        </w:rPr>
-        <w:t>исследования. Оформления результатов научного исследования (доклады,</w:t>
-      </w:r>
-    </w:p>
-    <w:p>
-      <w:pPr>
-        <w:spacing w:after="0"/>
-        <w:jc w:val="both"/>
-        <w:rPr>
-          <w:rFonts w:ascii="Times New Roman" w:hAnsi="Times New Roman" w:cs="Times New Roman"/>
-          <w:sz w:val="28"/>
-          <w:szCs w:val="28"/>
-        </w:rPr>
-      </w:pPr>
-      <w:r>
-        <w:rPr>
-          <w:rFonts w:ascii="Times New Roman" w:hAnsi="Times New Roman" w:cs="Times New Roman"/>
-          <w:sz w:val="28"/>
-          <w:szCs w:val="28"/>
-        </w:rPr>
-        <w:t>рефераты, статьи и т.п.).</w:t>
-      </w:r>
-    </w:p>
-    <w:p>
-      <w:pPr>
-        <w:spacing w:after="0"/>
-        <w:jc w:val="both"/>
-        <w:rPr>
-          <w:rFonts w:ascii="Times New Roman" w:hAnsi="Times New Roman" w:cs="Times New Roman"/>
-          <w:sz w:val="28"/>
-          <w:szCs w:val="28"/>
-        </w:rPr>
-      </w:pPr>
-      <w:r>
-        <w:rPr>
-          <w:rFonts w:ascii="Times New Roman" w:hAnsi="Times New Roman" w:cs="Times New Roman"/>
-          <w:sz w:val="28"/>
-          <w:szCs w:val="28"/>
-        </w:rPr>
-        <w:t>2. Написание научной статьи: формулирование темы, замысла и названия научной</w:t>
-      </w:r>
-    </w:p>
-    <w:p>
-      <w:pPr>
-        <w:spacing w:after="0"/>
-        <w:jc w:val="both"/>
-        <w:rPr>
-          <w:rFonts w:ascii="Times New Roman" w:hAnsi="Times New Roman" w:cs="Times New Roman"/>
-          <w:sz w:val="28"/>
-          <w:szCs w:val="28"/>
-        </w:rPr>
-      </w:pPr>
-      <w:r>
-        <w:rPr>
-          <w:rFonts w:ascii="Times New Roman" w:hAnsi="Times New Roman" w:cs="Times New Roman"/>
-          <w:sz w:val="28"/>
-          <w:szCs w:val="28"/>
-        </w:rPr>
-        <w:t>статьи. Аннотация к научной статье.</w:t>
-      </w:r>
-    </w:p>
-    <w:p>
-      <w:pPr>
-        <w:spacing w:after="0"/>
-        <w:jc w:val="both"/>
-        <w:rPr>
-          <w:rFonts w:ascii="Times New Roman" w:hAnsi="Times New Roman" w:cs="Times New Roman"/>
-          <w:sz w:val="28"/>
-          <w:szCs w:val="28"/>
-        </w:rPr>
-      </w:pPr>
-      <w:r>
-        <w:rPr>
-          <w:rFonts w:ascii="Times New Roman" w:hAnsi="Times New Roman" w:cs="Times New Roman"/>
-          <w:sz w:val="28"/>
-          <w:szCs w:val="28"/>
-        </w:rPr>
-        <w:t>3. Композиция научной статьи.</w:t>
-      </w:r>
-    </w:p>
-    <w:p>
-      <w:pPr>
-        <w:spacing w:after="0"/>
-        <w:jc w:val="both"/>
-        <w:rPr>
-          <w:rFonts w:ascii="Times New Roman" w:hAnsi="Times New Roman" w:cs="Times New Roman"/>
-          <w:b/>
-          <w:sz w:val="28"/>
-          <w:szCs w:val="28"/>
-        </w:rPr>
-      </w:pPr>
-      <w:r>
-        <w:rPr>
-          <w:rFonts w:ascii="Times New Roman" w:hAnsi="Times New Roman" w:cs="Times New Roman"/>
-          <w:b/>
-          <w:sz w:val="28"/>
-          <w:szCs w:val="28"/>
-        </w:rPr>
-        <w:t>Задание 2. Напишите аннотацию к выбранной Вами научной</w:t>
-      </w:r>
-      <w:r>
-        <w:rPr>
-          <w:rFonts w:ascii="Times New Roman" w:hAnsi="Times New Roman" w:cs="Times New Roman"/>
-          <w:b/>
+        <w:t>аннотации является возможность установить содержание научной статьи. Статья</w:t>
+      </w:r>
+      <w:r>
+        <w:rPr>
+          <w:rFonts w:ascii="Times New Roman" w:hAnsi="Times New Roman" w:cs="Times New Roman"/>
           <w:sz w:val="28"/>
           <w:szCs w:val="28"/>
         </w:rPr>
@@ -893,99 +889,10 @@
       <w:r>
         <w:rPr>
           <w:rFonts w:ascii="Times New Roman" w:hAnsi="Times New Roman" w:cs="Times New Roman"/>
-          <w:b/>
-          <w:sz w:val="28"/>
-          <w:szCs w:val="28"/>
-        </w:rPr>
-        <w:t xml:space="preserve">статье. </w:t>
-      </w:r>
-    </w:p>
-    <w:p>
-      <w:pPr>
-        <w:spacing w:after="0"/>
-        <w:jc w:val="both"/>
-        <w:rPr>
-          <w:rFonts w:ascii="Times New Roman" w:hAnsi="Times New Roman" w:cs="Times New Roman"/>
-          <w:sz w:val="28"/>
-          <w:szCs w:val="28"/>
-        </w:rPr>
-      </w:pPr>
-      <w:r>
-        <w:rPr>
-          <w:rFonts w:ascii="Times New Roman" w:hAnsi="Times New Roman" w:cs="Times New Roman"/>
-          <w:sz w:val="28"/>
-          <w:szCs w:val="28"/>
-        </w:rPr>
-        <w:t>Для составления текста аннотации используйте фразы, приведенные ниже.</w:t>
-      </w:r>
-    </w:p>
-    <w:p>
-      <w:pPr>
-        <w:spacing w:after="0"/>
-        <w:jc w:val="both"/>
-        <w:rPr>
-          <w:rFonts w:ascii="Times New Roman" w:hAnsi="Times New Roman" w:cs="Times New Roman"/>
-          <w:sz w:val="28"/>
-          <w:szCs w:val="28"/>
-        </w:rPr>
-      </w:pPr>
-      <w:r>
-        <w:rPr>
-          <w:rFonts w:ascii="Times New Roman" w:hAnsi="Times New Roman" w:cs="Times New Roman"/>
-          <w:sz w:val="28"/>
-          <w:szCs w:val="28"/>
-        </w:rPr>
-        <w:t>Аннотация - краткое изложение смысла текста статьи. Основной функцией</w:t>
-      </w:r>
-      <w:r>
-        <w:rPr>
-          <w:rFonts w:ascii="Times New Roman" w:hAnsi="Times New Roman" w:cs="Times New Roman"/>
-          <w:sz w:val="28"/>
-          <w:szCs w:val="28"/>
-        </w:rPr>
-        <w:t xml:space="preserve"> </w:t>
-      </w:r>
-      <w:r>
-        <w:rPr>
-          <w:rFonts w:ascii="Times New Roman" w:hAnsi="Times New Roman" w:cs="Times New Roman"/>
-          <w:sz w:val="28"/>
-          <w:szCs w:val="28"/>
-        </w:rPr>
-        <w:t>аннотации является возможность установить содержание научной статьи. Статья</w:t>
-      </w:r>
-      <w:r>
-        <w:rPr>
-          <w:rFonts w:ascii="Times New Roman" w:hAnsi="Times New Roman" w:cs="Times New Roman"/>
-          <w:sz w:val="28"/>
-          <w:szCs w:val="28"/>
-        </w:rPr>
-        <w:t xml:space="preserve"> </w:t>
-      </w:r>
-      <w:r>
-        <w:rPr>
-          <w:rFonts w:ascii="Times New Roman" w:hAnsi="Times New Roman" w:cs="Times New Roman"/>
-          <w:sz w:val="28"/>
-          <w:szCs w:val="28"/>
-        </w:rPr>
-        <w:t xml:space="preserve">выбирается из журналов перечня ВАК, </w:t>
-      </w:r>
-      <w:proofErr w:type="spellStart"/>
-      <w:r>
-        <w:rPr>
-          <w:rFonts w:ascii="Times New Roman" w:hAnsi="Times New Roman" w:cs="Times New Roman"/>
-          <w:sz w:val="28"/>
-          <w:szCs w:val="28"/>
-        </w:rPr>
-        <w:t>Scopus</w:t>
-      </w:r>
-      <w:proofErr w:type="spellEnd"/>
-      <w:r>
-        <w:rPr>
-          <w:rFonts w:ascii="Times New Roman" w:hAnsi="Times New Roman" w:cs="Times New Roman"/>
-          <w:sz w:val="28"/>
-          <w:szCs w:val="28"/>
-        </w:rPr>
-        <w:t>. Обучающийся самостоятельно может</w:t>
+          <w:sz w:val="28"/>
+          <w:szCs w:val="28"/>
+        </w:rPr>
+        <w:t>выбирается из журналов перечня ВАК, Scopus. Обучающийся самостоятельно может</w:t>
       </w:r>
       <w:r>
         <w:rPr>
@@ -2471,7 +2378,7 @@
 </file>
 
 <file path=word/styles.xml><?xml version="1.0" encoding="utf-8"?>
-<w:styles xmlns:mc="http://schemas.openxmlformats.org/markup-compatibility/2006" xmlns:r="http://schemas.openxmlformats.org/officeDocument/2006/relationships" xmlns:w="http://schemas.openxmlformats.org/wordprocessingml/2006/main" xmlns:w14="http://schemas.microsoft.com/office/word/2010/wordml" xmlns:w15="http://schemas.microsoft.com/office/word/2012/wordml" xmlns:w16se="http://schemas.microsoft.com/office/word/2015/wordml/symex" mc:Ignorable="w14 w15 w16se">
+<w:styles xmlns:mc="http://schemas.openxmlformats.org/markup-compatibility/2006" xmlns:r="http://schemas.openxmlformats.org/officeDocument/2006/relationships" xmlns:w="http://schemas.openxmlformats.org/wordprocessingml/2006/main" xmlns:w14="http://schemas.microsoft.com/office/word/2010/wordml" xmlns:w15="http://schemas.microsoft.com/office/word/2012/wordml" xmlns:w16cex="http://schemas.microsoft.com/office/word/2018/wordml/cex" xmlns:w16cid="http://schemas.microsoft.com/office/word/2016/wordml/cid" xmlns:w16="http://schemas.microsoft.com/office/word/2018/wordml" xmlns:w16du="http://schemas.microsoft.com/office/word/2023/wordml/word16du" xmlns:w16sdtdh="http://schemas.microsoft.com/office/word/2020/wordml/sdtdatahash" xmlns:w16sdtfl="http://schemas.microsoft.com/office/word/2024/wordml/sdtformatlock" xmlns:w16se="http://schemas.microsoft.com/office/word/2015/wordml/symex" mc:Ignorable="w14 w15 w16se w16cid w16 w16cex w16sdtdh w16sdtfl w16du">
   <w:docDefaults>
     <w:rPrDefault>
       <w:rPr>
@@ -2487,7 +2394,7 @@
       </w:pPr>
     </w:pPrDefault>
   </w:docDefaults>
-  <w:latentStyles w:defLockedState="0" w:defUIPriority="99" w:defSemiHidden="0" w:defUnhideWhenUsed="0" w:defQFormat="0" w:count="371">
+  <w:latentStyles w:defLockedState="0" w:defUIPriority="99" w:defSemiHidden="0" w:defUnhideWhenUsed="0" w:defQFormat="0" w:count="376">
     <w:lsdException w:name="Normal" w:uiPriority="0" w:qFormat="1"/>
     <w:lsdException w:name="heading 1" w:uiPriority="9" w:qFormat="1"/>
     <w:lsdException w:name="heading 2" w:semiHidden="1" w:uiPriority="9" w:unhideWhenUsed="1" w:qFormat="1"/>
@@ -2859,6 +2766,11 @@
     <w:lsdException w:name="List Table 5 Dark Accent 6" w:uiPriority="50"/>
     <w:lsdException w:name="List Table 6 Colorful Accent 6" w:uiPriority="51"/>
     <w:lsdException w:name="List Table 7 Colorful Accent 6" w:uiPriority="52"/>
+    <w:lsdException w:name="Mention" w:semiHidden="1" w:unhideWhenUsed="1"/>
+    <w:lsdException w:name="Smart Hyperlink" w:semiHidden="1" w:unhideWhenUsed="1"/>
+    <w:lsdException w:name="Hashtag" w:semiHidden="1" w:unhideWhenUsed="1"/>
+    <w:lsdException w:name="Unresolved Mention" w:semiHidden="1" w:unhideWhenUsed="1"/>
+    <w:lsdException w:name="Smart Link" w:semiHidden="1" w:unhideWhenUsed="1"/>
   </w:latentStyles>
   <w:style w:type="paragraph" w:default="1" w:styleId="a">
     <w:name w:val="Normal"/>
